--- a/faq-builder/deliverables/PrimeroEdge-Ingredients-FAQ.docx
+++ b/faq-builder/deliverables/PrimeroEdge-Ingredients-FAQ.docx
@@ -171,7 +171,7 @@
           <w:color w:val="8A8A8A"/>
           <w:sz w:val="17"/>
         </w:rPr>
-        <w:t>Source support cases: Tickets 313612, 317124, 309341, 295941, 296061</w:t>
+        <w:t>Source support cases: Tickets 313612, 317124, 309341</w:t>
       </w:r>
     </w:p>
     <w:p>
@@ -304,7 +304,7 @@
           <w:color w:val="8A8A8A"/>
           <w:sz w:val="17"/>
         </w:rPr>
-        <w:t>Source support cases: Tickets 297295, 302221, 305626, 311797</w:t>
+        <w:t>Source support cases: Tickets 297295, 302221, 305626</w:t>
       </w:r>
     </w:p>
     <w:p>
@@ -687,7 +687,7 @@
           <w:color w:val="8A8A8A"/>
           <w:sz w:val="17"/>
         </w:rPr>
-        <w:t>Source support cases: Tickets 309341, 294965, 314610, 320746</w:t>
+        <w:t>Source support cases: Tickets 309341, 294965</w:t>
       </w:r>
     </w:p>
     <w:p>
@@ -765,7 +765,7 @@
           <w:color w:val="8A8A8A"/>
           <w:sz w:val="17"/>
         </w:rPr>
-        <w:t>Source support cases: Tickets 314610, 320746, 313237</w:t>
+        <w:t>Source support cases: Ticket 313237</w:t>
       </w:r>
     </w:p>
     <w:p>
@@ -937,7 +937,7 @@
           <w:color w:val="8A8A8A"/>
           <w:sz w:val="17"/>
         </w:rPr>
-        <w:t>Source support cases: Tickets 290768, 294719</w:t>
+        <w:t>Source support cases: Ticket 290768</w:t>
       </w:r>
     </w:p>
     <w:p>
@@ -1015,7 +1015,7 @@
           <w:color w:val="8A8A8A"/>
           <w:sz w:val="17"/>
         </w:rPr>
-        <w:t>Source support cases: Tickets 314306, 315204, 313942, 318587</w:t>
+        <w:t>Source support cases: Tickets 314306, 315204</w:t>
       </w:r>
     </w:p>
     <w:p>
@@ -1531,7 +1531,7 @@
           <w:color w:val="8A8A8A"/>
           <w:sz w:val="17"/>
         </w:rPr>
-        <w:t>Source support cases: Tickets 300961, 307681</w:t>
+        <w:t>Source support cases: Ticket 307681</w:t>
       </w:r>
     </w:p>
     <w:p>
@@ -1797,7 +1797,7 @@
           <w:color w:val="8A8A8A"/>
           <w:sz w:val="17"/>
         </w:rPr>
-        <w:t>Source support cases: Tickets 314317, 310433, 311854</w:t>
+        <w:t>Source support cases: Ticket 314317</w:t>
       </w:r>
     </w:p>
     <w:p>
@@ -1836,62 +1836,7 @@
           <w:color w:val="8A8A8A"/>
           <w:sz w:val="17"/>
         </w:rPr>
-        <w:t>Source support cases: Tickets 311854, 314317</w:t>
-      </w:r>
-    </w:p>
-    <w:p>
-      <w:pPr>
-        <w:spacing w:before="200" w:after="120"/>
-        <w:pBdr>
-          <w:bottom w:val="single" w:sz="6" w:space="1" w:color="2E7D8A"/>
-        </w:pBdr>
-      </w:pPr>
-      <w:r>
-        <w:rPr>
-          <w:b/>
-          <w:color w:val="1F3A5F"/>
-          <w:sz w:val="30"/>
-        </w:rPr>
-        <w:t>Additional source cases reviewed</w:t>
-      </w:r>
-    </w:p>
-    <w:p>
-      <w:pPr>
-        <w:spacing w:before="160" w:after="40"/>
-      </w:pPr>
-      <w:r>
-        <w:rPr>
-          <w:b/>
-          <w:color w:val="2E7D8A"/>
-          <w:sz w:val="23"/>
-        </w:rPr>
-        <w:t>Q42.  Which other support cases were reviewed for this guide?</w:t>
-      </w:r>
-    </w:p>
-    <w:p>
-      <w:pPr>
-        <w:spacing w:after="80"/>
-        <w:ind w:left="317"/>
-      </w:pPr>
-      <w:r>
-        <w:rPr>
-          <w:sz w:val="22"/>
-        </w:rPr>
-        <w:t>These additional cases from the source filter were reviewed while building this guide. Each was resolved without distinct new guidance - for example a transient error cleared by refreshing, a question the requester resolved on their own, a training/resource request, or a one-off configuration or data fix handled directly with the support team - and is listed here so the guide accounts for every case in the source filter.</w:t>
-      </w:r>
-    </w:p>
-    <w:p>
-      <w:pPr>
-        <w:spacing w:after="160"/>
-        <w:ind w:left="317"/>
-      </w:pPr>
-      <w:r>
-        <w:rPr>
-          <w:i/>
-          <w:color w:val="8A8A8A"/>
-          <w:sz w:val="17"/>
-        </w:rPr>
-        <w:t>Source support cases: Tickets 298870, 299089, 308247, 312848, 313704, 314911, 317725</w:t>
+        <w:t>Source support cases: Ticket 314317</w:t>
       </w:r>
     </w:p>
     <w:p>
